--- a/функциональные требования.docx
+++ b/функциональные требования.docx
@@ -33,7 +33,7 @@
       <w:pPr>
         <w:numPr>
           <w:ilvl w:val="0"/>
-          <w:numId w:val="1"/>
+          <w:numId w:val="2"/>
         </w:numPr>
         <w:shd w:val="clear" w:color="auto" w:fill="FFFFFF"/>
         <w:spacing w:after="0" w:line="240" w:lineRule="auto"/>
@@ -64,7 +64,7 @@
       <w:pPr>
         <w:numPr>
           <w:ilvl w:val="1"/>
-          <w:numId w:val="1"/>
+          <w:numId w:val="2"/>
         </w:numPr>
         <w:shd w:val="clear" w:color="auto" w:fill="FFFFFF"/>
         <w:spacing w:after="0" w:line="240" w:lineRule="auto"/>
@@ -93,7 +93,7 @@
       <w:pPr>
         <w:numPr>
           <w:ilvl w:val="1"/>
-          <w:numId w:val="1"/>
+          <w:numId w:val="2"/>
         </w:numPr>
         <w:shd w:val="clear" w:color="auto" w:fill="FFFFFF"/>
         <w:spacing w:after="0" w:line="240" w:lineRule="auto"/>
@@ -115,27 +115,43 @@
           <w:szCs w:val="28"/>
           <w14:ligatures w14:val="none"/>
         </w:rPr>
-        <w:t>Добавление, редактирование</w:t>
-      </w:r>
-      <w:bookmarkStart w:id="0" w:name="_GoBack"/>
-      <w:bookmarkEnd w:id="0"/>
-      <w:r>
-        <w:rPr>
-          <w:rFonts w:ascii="Times New Roman" w:eastAsia="Times New Roman" w:hAnsi="Times New Roman" w:cs="Times New Roman"/>
-          <w:color w:val="0F1115"/>
-          <w:kern w:val="0"/>
-          <w:sz w:val="28"/>
-          <w:szCs w:val="28"/>
-          <w14:ligatures w14:val="none"/>
-        </w:rPr>
-        <w:t xml:space="preserve"> столиков (количество мест, тип, расположение).</w:t>
+        <w:t>редактирование столиков (количество мест, тип, расположение).</w:t>
       </w:r>
     </w:p>
     <w:p>
       <w:pPr>
         <w:numPr>
+          <w:ilvl w:val="1"/>
+          <w:numId w:val="2"/>
+        </w:numPr>
+        <w:shd w:val="clear" w:color="auto" w:fill="FFFFFF"/>
+        <w:spacing w:after="0" w:line="240" w:lineRule="auto"/>
+        <w:rPr>
+          <w:rFonts w:ascii="Times New Roman" w:eastAsia="Times New Roman" w:hAnsi="Times New Roman" w:cs="Times New Roman"/>
+          <w:color w:val="0F1115"/>
+          <w:kern w:val="0"/>
+          <w:sz w:val="28"/>
+          <w:szCs w:val="28"/>
+          <w14:ligatures w14:val="none"/>
+        </w:rPr>
+      </w:pPr>
+      <w:r>
+        <w:rPr>
+          <w:rFonts w:ascii="Times New Roman" w:eastAsia="Times New Roman" w:hAnsi="Times New Roman" w:cs="Times New Roman"/>
+          <w:color w:val="0F1115"/>
+          <w:kern w:val="0"/>
+          <w:sz w:val="28"/>
+          <w:szCs w:val="28"/>
+          <w14:ligatures w14:val="none"/>
+        </w:rPr>
+        <w:t>Добавление столиков</w:t>
+      </w:r>
+    </w:p>
+    <w:p>
+      <w:pPr>
+        <w:numPr>
           <w:ilvl w:val="0"/>
-          <w:numId w:val="1"/>
+          <w:numId w:val="2"/>
         </w:numPr>
         <w:shd w:val="clear" w:color="auto" w:fill="FFFFFF"/>
         <w:spacing w:after="0" w:line="240" w:lineRule="auto"/>
@@ -166,7 +182,7 @@
       <w:pPr>
         <w:numPr>
           <w:ilvl w:val="1"/>
-          <w:numId w:val="1"/>
+          <w:numId w:val="2"/>
         </w:numPr>
         <w:shd w:val="clear" w:color="auto" w:fill="FFFFFF"/>
         <w:spacing w:after="0" w:line="240" w:lineRule="auto"/>
@@ -195,7 +211,7 @@
       <w:pPr>
         <w:numPr>
           <w:ilvl w:val="1"/>
-          <w:numId w:val="1"/>
+          <w:numId w:val="3"/>
         </w:numPr>
         <w:shd w:val="clear" w:color="auto" w:fill="FFFFFF"/>
         <w:spacing w:after="0" w:line="240" w:lineRule="auto"/>
@@ -223,8 +239,37 @@
     <w:p>
       <w:pPr>
         <w:numPr>
+          <w:ilvl w:val="1"/>
+          <w:numId w:val="3"/>
+        </w:numPr>
+        <w:shd w:val="clear" w:color="auto" w:fill="FFFFFF"/>
+        <w:spacing w:after="0" w:line="240" w:lineRule="auto"/>
+        <w:rPr>
+          <w:rFonts w:ascii="Times New Roman" w:eastAsia="Times New Roman" w:hAnsi="Times New Roman" w:cs="Times New Roman"/>
+          <w:color w:val="0F1115"/>
+          <w:kern w:val="0"/>
+          <w:sz w:val="28"/>
+          <w:szCs w:val="28"/>
+          <w14:ligatures w14:val="none"/>
+        </w:rPr>
+      </w:pPr>
+      <w:r>
+        <w:rPr>
+          <w:rFonts w:ascii="Times New Roman" w:eastAsia="Times New Roman" w:hAnsi="Times New Roman" w:cs="Times New Roman"/>
+          <w:color w:val="0F1115"/>
+          <w:kern w:val="0"/>
+          <w:sz w:val="28"/>
+          <w:szCs w:val="28"/>
+          <w14:ligatures w14:val="none"/>
+        </w:rPr>
+        <w:t>Редактирование брони</w:t>
+      </w:r>
+    </w:p>
+    <w:p>
+      <w:pPr>
+        <w:numPr>
           <w:ilvl w:val="0"/>
-          <w:numId w:val="1"/>
+          <w:numId w:val="2"/>
         </w:numPr>
         <w:shd w:val="clear" w:color="auto" w:fill="FFFFFF"/>
         <w:spacing w:after="0" w:line="240" w:lineRule="auto"/>
@@ -255,7 +300,7 @@
       <w:pPr>
         <w:numPr>
           <w:ilvl w:val="1"/>
-          <w:numId w:val="1"/>
+          <w:numId w:val="2"/>
         </w:numPr>
         <w:shd w:val="clear" w:color="auto" w:fill="FFFFFF"/>
         <w:spacing w:after="0" w:line="240" w:lineRule="auto"/>
@@ -284,7 +329,7 @@
       <w:pPr>
         <w:numPr>
           <w:ilvl w:val="1"/>
-          <w:numId w:val="1"/>
+          <w:numId w:val="2"/>
         </w:numPr>
         <w:shd w:val="clear" w:color="auto" w:fill="FFFFFF"/>
         <w:spacing w:after="0" w:line="240" w:lineRule="auto"/>
@@ -306,159 +351,13 @@
           <w:szCs w:val="28"/>
           <w14:ligatures w14:val="none"/>
         </w:rPr>
-        <w:t>Возможность добавления заметок к брони.</w:t>
+        <w:t>Добавление добавления заметок к брони.</w:t>
       </w:r>
     </w:p>
     <w:p>
-      <w:pPr>
-        <w:numPr>
-          <w:ilvl w:val="0"/>
-          <w:numId w:val="1"/>
-        </w:numPr>
-        <w:shd w:val="clear" w:color="auto" w:fill="FFFFFF"/>
-        <w:spacing w:after="0" w:line="240" w:lineRule="auto"/>
-        <w:rPr>
-          <w:rFonts w:ascii="Times New Roman" w:eastAsia="Times New Roman" w:hAnsi="Times New Roman" w:cs="Times New Roman"/>
-          <w:color w:val="0F1115"/>
-          <w:kern w:val="0"/>
-          <w:sz w:val="28"/>
-          <w:szCs w:val="28"/>
-          <w14:ligatures w14:val="none"/>
-        </w:rPr>
-      </w:pPr>
-      <w:r>
-        <w:rPr>
-          <w:rFonts w:ascii="Times New Roman" w:eastAsia="Times New Roman" w:hAnsi="Times New Roman" w:cs="Times New Roman"/>
-          <w:b/>
-          <w:bCs/>
-          <w:color w:val="0F1115"/>
-          <w:kern w:val="0"/>
-          <w:sz w:val="28"/>
-          <w:szCs w:val="28"/>
-          <w14:ligatures w14:val="none"/>
-        </w:rPr>
-        <w:t>Отчетность и аналитика:</w:t>
-      </w:r>
+      <w:bookmarkStart w:id="0" w:name="_GoBack"/>
+      <w:bookmarkEnd w:id="0"/>
     </w:p>
-    <w:p>
-      <w:pPr>
-        <w:numPr>
-          <w:ilvl w:val="1"/>
-          <w:numId w:val="1"/>
-        </w:numPr>
-        <w:shd w:val="clear" w:color="auto" w:fill="FFFFFF"/>
-        <w:spacing w:after="0" w:line="240" w:lineRule="auto"/>
-        <w:rPr>
-          <w:rFonts w:ascii="Times New Roman" w:eastAsia="Times New Roman" w:hAnsi="Times New Roman" w:cs="Times New Roman"/>
-          <w:color w:val="0F1115"/>
-          <w:kern w:val="0"/>
-          <w:sz w:val="28"/>
-          <w:szCs w:val="28"/>
-          <w14:ligatures w14:val="none"/>
-        </w:rPr>
-      </w:pPr>
-      <w:r>
-        <w:rPr>
-          <w:rFonts w:ascii="Times New Roman" w:eastAsia="Times New Roman" w:hAnsi="Times New Roman" w:cs="Times New Roman"/>
-          <w:color w:val="0F1115"/>
-          <w:kern w:val="0"/>
-          <w:sz w:val="28"/>
-          <w:szCs w:val="28"/>
-          <w14:ligatures w14:val="none"/>
-        </w:rPr>
-        <w:t>Формирование отчетов о загрузке зала за выбранный период.</w:t>
-      </w:r>
-    </w:p>
-    <w:p>
-      <w:pPr>
-        <w:numPr>
-          <w:ilvl w:val="1"/>
-          <w:numId w:val="1"/>
-        </w:numPr>
-        <w:shd w:val="clear" w:color="auto" w:fill="FFFFFF"/>
-        <w:spacing w:after="0" w:line="240" w:lineRule="auto"/>
-        <w:rPr>
-          <w:rFonts w:ascii="Times New Roman" w:eastAsia="Times New Roman" w:hAnsi="Times New Roman" w:cs="Times New Roman"/>
-          <w:color w:val="0F1115"/>
-          <w:kern w:val="0"/>
-          <w:sz w:val="28"/>
-          <w:szCs w:val="28"/>
-          <w14:ligatures w14:val="none"/>
-        </w:rPr>
-      </w:pPr>
-      <w:r>
-        <w:rPr>
-          <w:rFonts w:ascii="Times New Roman" w:eastAsia="Times New Roman" w:hAnsi="Times New Roman" w:cs="Times New Roman"/>
-          <w:color w:val="0F1115"/>
-          <w:kern w:val="0"/>
-          <w:sz w:val="28"/>
-          <w:szCs w:val="28"/>
-          <w14:ligatures w14:val="none"/>
-        </w:rPr>
-        <w:t>Просмотр статистики по клиентам и популярным столикам.</w:t>
-      </w:r>
-    </w:p>
-    <w:p>
-      <w:pPr>
-        <w:numPr>
-          <w:ilvl w:val="0"/>
-          <w:numId w:val="1"/>
-        </w:numPr>
-        <w:shd w:val="clear" w:color="auto" w:fill="FFFFFF"/>
-        <w:spacing w:after="0" w:line="240" w:lineRule="auto"/>
-        <w:rPr>
-          <w:rFonts w:ascii="Times New Roman" w:eastAsia="Times New Roman" w:hAnsi="Times New Roman" w:cs="Times New Roman"/>
-          <w:color w:val="0F1115"/>
-          <w:kern w:val="0"/>
-          <w:sz w:val="28"/>
-          <w:szCs w:val="28"/>
-          <w14:ligatures w14:val="none"/>
-        </w:rPr>
-      </w:pPr>
-      <w:r>
-        <w:rPr>
-          <w:rFonts w:ascii="Times New Roman" w:eastAsia="Times New Roman" w:hAnsi="Times New Roman" w:cs="Times New Roman"/>
-          <w:b/>
-          <w:bCs/>
-          <w:color w:val="0F1115"/>
-          <w:kern w:val="0"/>
-          <w:sz w:val="28"/>
-          <w:szCs w:val="28"/>
-          <w14:ligatures w14:val="none"/>
-        </w:rPr>
-        <w:t>Справочная информация:</w:t>
-      </w:r>
-    </w:p>
-    <w:p>
-      <w:pPr>
-        <w:numPr>
-          <w:ilvl w:val="1"/>
-          <w:numId w:val="1"/>
-        </w:numPr>
-        <w:shd w:val="clear" w:color="auto" w:fill="FFFFFF"/>
-        <w:spacing w:after="0" w:line="240" w:lineRule="auto"/>
-        <w:rPr>
-          <w:rFonts w:ascii="Times New Roman" w:eastAsia="Times New Roman" w:hAnsi="Times New Roman" w:cs="Times New Roman"/>
-          <w:color w:val="0F1115"/>
-          <w:kern w:val="0"/>
-          <w:sz w:val="28"/>
-          <w:szCs w:val="28"/>
-          <w14:ligatures w14:val="none"/>
-        </w:rPr>
-      </w:pPr>
-      <w:r>
-        <w:rPr>
-          <w:rFonts w:ascii="Times New Roman" w:eastAsia="Times New Roman" w:hAnsi="Times New Roman" w:cs="Times New Roman"/>
-          <w:color w:val="0F1115"/>
-          <w:kern w:val="0"/>
-          <w:sz w:val="28"/>
-          <w:szCs w:val="28"/>
-          <w14:ligatures w14:val="none"/>
-        </w:rPr>
-        <w:t>Управление информацией о ресторане (рабочие часы, меню специальных предложений для событий).</w:t>
-      </w:r>
-    </w:p>
-    <w:p/>
     <w:sectPr>
       <w:pgSz w:w="11906" w:h="16838"/>
       <w:pgMar w:top="794" w:right="680" w:bottom="340" w:left="1219" w:header="709" w:footer="0" w:gutter="0"/>
@@ -589,8 +488,181 @@
       </w:pPr>
     </w:lvl>
   </w:abstractNum>
+  <w:abstractNum w:abstractNumId="1" w15:restartNumberingAfterBreak="0">
+    <w:nsid w:val="600037E9"/>
+    <w:multiLevelType w:val="multilevel"/>
+    <w:tmpl w:val="3E34C92C"/>
+    <w:lvl w:ilvl="0">
+      <w:start w:val="1"/>
+      <w:numFmt w:val="decimal"/>
+      <w:lvlText w:val="%1."/>
+      <w:lvlJc w:val="left"/>
+      <w:pPr>
+        <w:tabs>
+          <w:tab w:val="num" w:pos="720"/>
+        </w:tabs>
+        <w:ind w:left="720" w:hanging="360"/>
+      </w:pPr>
+    </w:lvl>
+    <w:lvl w:ilvl="1">
+      <w:start w:val="1"/>
+      <w:numFmt w:val="bullet"/>
+      <w:lvlText w:val=""/>
+      <w:lvlJc w:val="left"/>
+      <w:pPr>
+        <w:tabs>
+          <w:tab w:val="num" w:pos="1440"/>
+        </w:tabs>
+        <w:ind w:left="1440" w:hanging="360"/>
+      </w:pPr>
+      <w:rPr>
+        <w:rFonts w:ascii="Symbol" w:hAnsi="Symbol" w:hint="default"/>
+        <w:sz w:val="20"/>
+      </w:rPr>
+    </w:lvl>
+    <w:lvl w:ilvl="2">
+      <w:start w:val="1"/>
+      <w:numFmt w:val="decimal"/>
+      <w:lvlText w:val="%3."/>
+      <w:lvlJc w:val="left"/>
+      <w:pPr>
+        <w:tabs>
+          <w:tab w:val="num" w:pos="2160"/>
+        </w:tabs>
+        <w:ind w:left="2160" w:hanging="360"/>
+      </w:pPr>
+    </w:lvl>
+    <w:lvl w:ilvl="3">
+      <w:start w:val="1"/>
+      <w:numFmt w:val="decimal"/>
+      <w:lvlText w:val="%4."/>
+      <w:lvlJc w:val="left"/>
+      <w:pPr>
+        <w:tabs>
+          <w:tab w:val="num" w:pos="2880"/>
+        </w:tabs>
+        <w:ind w:left="2880" w:hanging="360"/>
+      </w:pPr>
+    </w:lvl>
+    <w:lvl w:ilvl="4">
+      <w:start w:val="1"/>
+      <w:numFmt w:val="decimal"/>
+      <w:lvlText w:val="%5."/>
+      <w:lvlJc w:val="left"/>
+      <w:pPr>
+        <w:tabs>
+          <w:tab w:val="num" w:pos="3600"/>
+        </w:tabs>
+        <w:ind w:left="3600" w:hanging="360"/>
+      </w:pPr>
+    </w:lvl>
+    <w:lvl w:ilvl="5">
+      <w:start w:val="1"/>
+      <w:numFmt w:val="decimal"/>
+      <w:lvlText w:val="%6."/>
+      <w:lvlJc w:val="left"/>
+      <w:pPr>
+        <w:tabs>
+          <w:tab w:val="num" w:pos="4320"/>
+        </w:tabs>
+        <w:ind w:left="4320" w:hanging="360"/>
+      </w:pPr>
+    </w:lvl>
+    <w:lvl w:ilvl="6">
+      <w:start w:val="1"/>
+      <w:numFmt w:val="decimal"/>
+      <w:lvlText w:val="%7."/>
+      <w:lvlJc w:val="left"/>
+      <w:pPr>
+        <w:tabs>
+          <w:tab w:val="num" w:pos="5040"/>
+        </w:tabs>
+        <w:ind w:left="5040" w:hanging="360"/>
+      </w:pPr>
+    </w:lvl>
+    <w:lvl w:ilvl="7">
+      <w:start w:val="1"/>
+      <w:numFmt w:val="decimal"/>
+      <w:lvlText w:val="%8."/>
+      <w:lvlJc w:val="left"/>
+      <w:pPr>
+        <w:tabs>
+          <w:tab w:val="num" w:pos="5760"/>
+        </w:tabs>
+        <w:ind w:left="5760" w:hanging="360"/>
+      </w:pPr>
+    </w:lvl>
+    <w:lvl w:ilvl="8">
+      <w:start w:val="1"/>
+      <w:numFmt w:val="decimal"/>
+      <w:lvlText w:val="%9."/>
+      <w:lvlJc w:val="left"/>
+      <w:pPr>
+        <w:tabs>
+          <w:tab w:val="num" w:pos="6480"/>
+        </w:tabs>
+        <w:ind w:left="6480" w:hanging="360"/>
+      </w:pPr>
+    </w:lvl>
+  </w:abstractNum>
   <w:num w:numId="1">
     <w:abstractNumId w:val="0"/>
+  </w:num>
+  <w:num w:numId="2">
+    <w:abstractNumId w:val="0"/>
+    <w:lvlOverride w:ilvl="0">
+      <w:startOverride w:val="1"/>
+    </w:lvlOverride>
+    <w:lvlOverride w:ilvl="1"/>
+    <w:lvlOverride w:ilvl="2">
+      <w:startOverride w:val="1"/>
+    </w:lvlOverride>
+    <w:lvlOverride w:ilvl="3">
+      <w:startOverride w:val="1"/>
+    </w:lvlOverride>
+    <w:lvlOverride w:ilvl="4">
+      <w:startOverride w:val="1"/>
+    </w:lvlOverride>
+    <w:lvlOverride w:ilvl="5">
+      <w:startOverride w:val="1"/>
+    </w:lvlOverride>
+    <w:lvlOverride w:ilvl="6">
+      <w:startOverride w:val="1"/>
+    </w:lvlOverride>
+    <w:lvlOverride w:ilvl="7">
+      <w:startOverride w:val="1"/>
+    </w:lvlOverride>
+    <w:lvlOverride w:ilvl="8">
+      <w:startOverride w:val="1"/>
+    </w:lvlOverride>
+  </w:num>
+  <w:num w:numId="3">
+    <w:abstractNumId w:val="1"/>
+    <w:lvlOverride w:ilvl="0">
+      <w:startOverride w:val="1"/>
+    </w:lvlOverride>
+    <w:lvlOverride w:ilvl="1"/>
+    <w:lvlOverride w:ilvl="2">
+      <w:startOverride w:val="1"/>
+    </w:lvlOverride>
+    <w:lvlOverride w:ilvl="3">
+      <w:startOverride w:val="1"/>
+    </w:lvlOverride>
+    <w:lvlOverride w:ilvl="4">
+      <w:startOverride w:val="1"/>
+    </w:lvlOverride>
+    <w:lvlOverride w:ilvl="5">
+      <w:startOverride w:val="1"/>
+    </w:lvlOverride>
+    <w:lvlOverride w:ilvl="6">
+      <w:startOverride w:val="1"/>
+    </w:lvlOverride>
+    <w:lvlOverride w:ilvl="7">
+      <w:startOverride w:val="1"/>
+    </w:lvlOverride>
+    <w:lvlOverride w:ilvl="8">
+      <w:startOverride w:val="1"/>
+    </w:lvlOverride>
   </w:num>
 </w:numbering>
 </file>
